--- a/t36_s1.docx
+++ b/t36_s1.docx
@@ -3,2348 +3,998 @@
 <w:document xmlns:wpc="http://schemas.microsoft.com/office/word/2010/wordprocessingCanvas" xmlns:mo="http://schemas.microsoft.com/office/mac/office/2008/main" xmlns:mc="http://schemas.openxmlformats.org/markup-compatibility/2006" xmlns:mv="urn:schemas-microsoft-com:mac:vml" xmlns:o="urn:schemas-microsoft-com:office:office" xmlns:r="http://schemas.openxmlformats.org/officeDocument/2006/relationships" xmlns:m="http://schemas.openxmlformats.org/officeDocument/2006/math" xmlns:v="urn:schemas-microsoft-com:vml" xmlns:wp14="http://schemas.microsoft.com/office/word/2010/wordprocessingDrawing" xmlns:wp="http://schemas.openxmlformats.org/drawingml/2006/wordprocessingDrawing" xmlns:w10="urn:schemas-microsoft-com:office:word" xmlns:w="http://schemas.openxmlformats.org/wordprocessingml/2006/main" xmlns:w14="http://schemas.microsoft.com/office/word/2010/wordml" xmlns:wpg="http://schemas.microsoft.com/office/word/2010/wordprocessingGroup" xmlns:wpi="http://schemas.microsoft.com/office/word/2010/wordprocessingInk" xmlns:wne="http://schemas.microsoft.com/office/word/2006/wordml" xmlns:wps="http://schemas.microsoft.com/office/word/2010/wordprocessingShape" mc:Ignorable="w14 wp14">
   <w:body>
     <w:p>
-      <w:pPr>
-        <w:spacing w:after="40" w:before="120"/>
-      </w:pPr>
       <w:r>
-        <w:rPr>
-          <w:b w:val="0"/>
-          <w:i w:val="0"/>
-          <w:sz w:val="22"/>
-        </w:rPr>
-        <w:t>Question: A client reports right shoulder pain on the first day after laparoscopic cholecystectomy. Which explanation and instruction are correct?</w:t>
+        <w:t xml:space="preserve">Question: A client who had major abdominal surgery is at risk for deep vein thrombosis. Which nursing measure is most effective for prevention?</w:t>
       </w:r>
     </w:p>
     <w:p>
-      <w:pPr>
-        <w:spacing w:after="0" w:before="0"/>
-      </w:pPr>
       <w:r>
-        <w:rPr>
-          <w:b w:val="0"/>
-          <w:i w:val="0"/>
-          <w:sz w:val="22"/>
-        </w:rPr>
-        <w:t>(a) The pain is referred from carbon dioxide gas used during surgery; walking and comfort measures help relieve it</w:t>
+        <w:t xml:space="preserve">(a) Keeping the client flat in bed</w:t>
       </w:r>
     </w:p>
     <w:p>
-      <w:pPr>
-        <w:spacing w:after="0" w:before="0"/>
-      </w:pPr>
       <w:r>
-        <w:rPr>
-          <w:b w:val="0"/>
-          <w:i w:val="0"/>
-          <w:sz w:val="22"/>
-        </w:rPr>
-        <w:t>(b) The pain means the gallbladder was not removed</w:t>
+        <w:t xml:space="preserve">(b) Early ambulation and leg exercises</w:t>
       </w:r>
     </w:p>
     <w:p>
-      <w:pPr>
-        <w:spacing w:after="0" w:before="0"/>
-      </w:pPr>
       <w:r>
-        <w:rPr>
-          <w:b w:val="0"/>
-          <w:i w:val="0"/>
-          <w:sz w:val="22"/>
-        </w:rPr>
-        <w:t>(c) The client must lie completely still until the pain stops</w:t>
+        <w:t xml:space="preserve">(c) Restricting oral fluids</w:t>
       </w:r>
     </w:p>
     <w:p>
-      <w:pPr>
-        <w:spacing w:after="0" w:before="0"/>
-      </w:pPr>
       <w:r>
-        <w:rPr>
-          <w:b w:val="0"/>
-          <w:i w:val="0"/>
-          <w:sz w:val="22"/>
-        </w:rPr>
-        <w:t>(d) The pain indicates a wound infection requiring antibiotics</w:t>
+        <w:t xml:space="preserve">(d) Applying cold packs to the calves</w:t>
       </w:r>
     </w:p>
     <w:p>
-      <w:pPr>
-        <w:spacing w:after="0" w:before="40"/>
-      </w:pPr>
       <w:r>
-        <w:rPr>
-          <w:b/>
-          <w:i w:val="0"/>
-          <w:sz w:val="22"/>
-        </w:rPr>
-        <w:t>Answer: a</w:t>
+        <w:t xml:space="preserve">Answer: b</w:t>
       </w:r>
     </w:p>
     <w:p>
-      <w:pPr>
-        <w:spacing w:after="0" w:before="0"/>
-      </w:pPr>
       <w:r>
-        <w:rPr>
-          <w:b w:val="0"/>
-          <w:i w:val="0"/>
-          <w:sz w:val="21"/>
-        </w:rPr>
-        <w:t>Solution: After laparoscopic surgery, residual CO2 gas irritates the diaphragm, causing referred shoulder pain (phrenic nerve). It is expected and relieved by ambulation, position changes, and analgesics; it resolves as gas is absorbed.</w:t>
+        <w:t xml:space="preserve">Solution: Early ambulation, leg exercises, and sequential compression devices promote venous return and prevent DVT. Immobility and dehydration increase the risk.</w:t>
       </w:r>
     </w:p>
     <w:p>
-      <w:pPr>
-        <w:spacing w:after="0" w:before="0"/>
-      </w:pPr>
       <w:r>
-        <w:rPr>
-          <w:b w:val="0"/>
-          <w:i w:val="0"/>
-          <w:sz w:val="20"/>
-        </w:rPr>
-        <w:t>Positive Marks: 1</w:t>
+        <w:t xml:space="preserve">Positive Marks: 1</w:t>
       </w:r>
     </w:p>
     <w:p>
-      <w:pPr>
-        <w:spacing w:after="160" w:before="0"/>
-      </w:pPr>
       <w:r>
-        <w:rPr>
-          <w:b w:val="0"/>
-          <w:i w:val="0"/>
-          <w:sz w:val="20"/>
-        </w:rPr>
-        <w:t>Negative Marks: 0.25</w:t>
+        <w:t xml:space="preserve">Negative Marks: 0.25</w:t>
       </w:r>
     </w:p>
     <w:p>
-      <w:pPr>
-        <w:spacing w:after="40" w:before="120"/>
-      </w:pPr>
       <w:r>
-        <w:rPr>
-          <w:b w:val="0"/>
-          <w:i w:val="0"/>
-          <w:sz w:val="22"/>
-        </w:rPr>
-        <w:t>Question: A client with a new ileostomy passes 1,200 mL of liquid output in 24 hours. Which nursing action is most important?</w:t>
+        <w:t xml:space="preserve"/>
       </w:r>
     </w:p>
     <w:p>
-      <w:pPr>
-        <w:spacing w:after="0" w:before="0"/>
-      </w:pPr>
       <w:r>
-        <w:rPr>
-          <w:b w:val="0"/>
-          <w:i w:val="0"/>
-          <w:sz w:val="22"/>
-        </w:rPr>
-        <w:t>(a) Monitor fluid and electrolyte balance, as high output can cause dehydration and sodium/potassium loss</w:t>
+        <w:t xml:space="preserve">Question: According to standard precautions, when should the nurse perform hand hygiene?</w:t>
       </w:r>
     </w:p>
     <w:p>
-      <w:pPr>
-        <w:spacing w:after="0" w:before="0"/>
-      </w:pPr>
       <w:r>
-        <w:rPr>
-          <w:b w:val="0"/>
-          <w:i w:val="0"/>
-          <w:sz w:val="22"/>
-        </w:rPr>
-        <w:t>(b) Restrict all oral fluids</w:t>
+        <w:t xml:space="preserve">(a) Only before invasive procedures</w:t>
       </w:r>
     </w:p>
     <w:p>
-      <w:pPr>
-        <w:spacing w:after="0" w:before="0"/>
-      </w:pPr>
       <w:r>
-        <w:rPr>
-          <w:b w:val="0"/>
-          <w:i w:val="0"/>
-          <w:sz w:val="22"/>
-        </w:rPr>
-        <w:t>(c) Stop the ileostomy from functioning by clamping it</w:t>
+        <w:t xml:space="preserve">(b) Only after removing gloves</w:t>
       </w:r>
     </w:p>
     <w:p>
-      <w:pPr>
-        <w:spacing w:after="0" w:before="0"/>
-      </w:pPr>
       <w:r>
-        <w:rPr>
-          <w:b w:val="0"/>
-          <w:i w:val="0"/>
-          <w:sz w:val="22"/>
-        </w:rPr>
-        <w:t>(d) Give the client a high-fiber diet immediately</w:t>
+        <w:t xml:space="preserve">(c) Before and after every client contact, and after glove removal</w:t>
       </w:r>
     </w:p>
     <w:p>
-      <w:pPr>
-        <w:spacing w:after="0" w:before="40"/>
-      </w:pPr>
       <w:r>
-        <w:rPr>
-          <w:b/>
-          <w:i w:val="0"/>
-          <w:sz w:val="22"/>
-        </w:rPr>
-        <w:t>Answer: a</w:t>
+        <w:t xml:space="preserve">(d) Once at the start of the shift</w:t>
       </w:r>
     </w:p>
     <w:p>
-      <w:pPr>
-        <w:spacing w:after="0" w:before="0"/>
-      </w:pPr>
       <w:r>
-        <w:rPr>
-          <w:b w:val="0"/>
-          <w:i w:val="0"/>
-          <w:sz w:val="21"/>
-        </w:rPr>
-        <w:t>Solution: Ileostomy output is liquid and high-volume; losses of 1,000-1,800 mL/day can cause dehydration and electrolyte depletion, so intake/output, skin integrity, and electrolytes are monitored and fluids encouraged. High-fiber foods and clamping are not appropriate.</w:t>
+        <w:t xml:space="preserve">Answer: c</w:t>
       </w:r>
     </w:p>
     <w:p>
-      <w:pPr>
-        <w:spacing w:after="0" w:before="0"/>
-      </w:pPr>
       <w:r>
-        <w:rPr>
-          <w:b w:val="0"/>
-          <w:i w:val="0"/>
-          <w:sz w:val="20"/>
-        </w:rPr>
-        <w:t>Positive Marks: 1</w:t>
+        <w:t xml:space="preserve">Solution: Hand hygiene is performed before and after each client contact, after glove removal, and whenever hands are visibly soiled — gloves are not a substitute for handwashing.</w:t>
       </w:r>
     </w:p>
     <w:p>
-      <w:pPr>
-        <w:spacing w:after="160" w:before="0"/>
-      </w:pPr>
       <w:r>
-        <w:rPr>
-          <w:b w:val="0"/>
-          <w:i w:val="0"/>
-          <w:sz w:val="20"/>
-        </w:rPr>
-        <w:t>Negative Marks: 0.25</w:t>
+        <w:t xml:space="preserve">Positive Marks: 1</w:t>
       </w:r>
     </w:p>
     <w:p>
-      <w:pPr>
-        <w:spacing w:after="40" w:before="120"/>
-      </w:pPr>
       <w:r>
-        <w:rPr>
-          <w:b w:val="0"/>
-          <w:i w:val="0"/>
-          <w:sz w:val="22"/>
-        </w:rPr>
-        <w:t>Question: Which instruction is correct for bandaging an amputated stump?</w:t>
+        <w:t xml:space="preserve">Negative Marks: 0.25</w:t>
       </w:r>
     </w:p>
     <w:p>
-      <w:pPr>
-        <w:spacing w:after="0" w:before="0"/>
-      </w:pPr>
       <w:r>
-        <w:rPr>
-          <w:b w:val="0"/>
-          <w:i w:val="0"/>
-          <w:sz w:val="22"/>
-        </w:rPr>
-        <w:t>(a) Wrap the stump with a figure-eight bandage, firm distally and looser proximally, to shape it for a prosthesis</w:t>
+        <w:t xml:space="preserve"/>
       </w:r>
     </w:p>
     <w:p>
-      <w:pPr>
-        <w:spacing w:after="0" w:before="0"/>
-      </w:pPr>
       <w:r>
-        <w:rPr>
-          <w:b w:val="0"/>
-          <w:i w:val="0"/>
-          <w:sz w:val="22"/>
-        </w:rPr>
-        <w:t>(b) Wrap the stump tightly at the top and loosely at the end</w:t>
+        <w:t xml:space="preserve">Question: A client with severe preeclampsia is receiving magnesium sulfate. Which medication should be kept available at the bedside as the antidote?</w:t>
       </w:r>
     </w:p>
     <w:p>
-      <w:pPr>
-        <w:spacing w:after="0" w:before="0"/>
-      </w:pPr>
       <w:r>
-        <w:rPr>
-          <w:b w:val="0"/>
-          <w:i w:val="0"/>
-          <w:sz w:val="22"/>
-        </w:rPr>
-        <w:t>(c) Leave the stump uncovered at all times</w:t>
+        <w:t xml:space="preserve">(a) Calcium gluconate</w:t>
       </w:r>
     </w:p>
     <w:p>
-      <w:pPr>
-        <w:spacing w:after="0" w:before="0"/>
-      </w:pPr>
       <w:r>
-        <w:rPr>
-          <w:b w:val="0"/>
-          <w:i w:val="0"/>
-          <w:sz w:val="22"/>
-        </w:rPr>
-        <w:t>(d) Bandage only if the stump is painful</w:t>
+        <w:t xml:space="preserve">(b) Sodium bicarbonate</w:t>
       </w:r>
     </w:p>
     <w:p>
-      <w:pPr>
-        <w:spacing w:after="0" w:before="40"/>
-      </w:pPr>
       <w:r>
-        <w:rPr>
-          <w:b/>
-          <w:i w:val="0"/>
-          <w:sz w:val="22"/>
-        </w:rPr>
-        <w:t>Answer: a</w:t>
+        <w:t xml:space="preserve">(c) Naloxone</w:t>
       </w:r>
     </w:p>
     <w:p>
-      <w:pPr>
-        <w:spacing w:after="0" w:before="0"/>
-      </w:pPr>
       <w:r>
-        <w:rPr>
-          <w:b w:val="0"/>
-          <w:i w:val="0"/>
-          <w:sz w:val="21"/>
-        </w:rPr>
-        <w:t>Solution: Stump bandaging (usually with an elastic bandage in a figure-eight) is firmer at the distal end to shape the stump for prosthetic fitting and prevent edema; the proximal wrap is looser to avoid a tourniquet effect.</w:t>
+        <w:t xml:space="preserve">(d) Flumazenil</w:t>
       </w:r>
     </w:p>
     <w:p>
-      <w:pPr>
-        <w:spacing w:after="0" w:before="0"/>
-      </w:pPr>
       <w:r>
-        <w:rPr>
-          <w:b w:val="0"/>
-          <w:i w:val="0"/>
-          <w:sz w:val="20"/>
-        </w:rPr>
-        <w:t>Positive Marks: 1</w:t>
+        <w:t xml:space="preserve">Answer: a</w:t>
       </w:r>
     </w:p>
     <w:p>
-      <w:pPr>
-        <w:spacing w:after="160" w:before="0"/>
-      </w:pPr>
       <w:r>
-        <w:rPr>
-          <w:b w:val="0"/>
-          <w:i w:val="0"/>
-          <w:sz w:val="20"/>
-        </w:rPr>
-        <w:t>Negative Marks: 0.25</w:t>
+        <w:t xml:space="preserve">Solution: Calcium gluconate reverses magnesium toxicity. The nurse monitors respirations, urine output, and deep tendon reflexes and reports respirations below 12/min.</w:t>
       </w:r>
     </w:p>
     <w:p>
-      <w:pPr>
-        <w:spacing w:after="40" w:before="120"/>
-      </w:pPr>
       <w:r>
-        <w:rPr>
-          <w:b w:val="0"/>
-          <w:i w:val="0"/>
-          <w:sz w:val="22"/>
-        </w:rPr>
-        <w:t>Question: Which nursing action is correct after a knee arthroscopy?</w:t>
+        <w:t xml:space="preserve">Positive Marks: 1</w:t>
       </w:r>
     </w:p>
     <w:p>
-      <w:pPr>
-        <w:spacing w:after="0" w:before="0"/>
-      </w:pPr>
       <w:r>
-        <w:rPr>
-          <w:b w:val="0"/>
-          <w:i w:val="0"/>
-          <w:sz w:val="22"/>
-        </w:rPr>
-        <w:t>(a) Apply ice, elevate the leg, and teach crutch use with weight-bearing as ordered</w:t>
+        <w:t xml:space="preserve">Negative Marks: 0.25</w:t>
       </w:r>
     </w:p>
     <w:p>
-      <w:pPr>
-        <w:spacing w:after="0" w:before="0"/>
-      </w:pPr>
       <w:r>
-        <w:rPr>
-          <w:b w:val="0"/>
-          <w:i w:val="0"/>
-          <w:sz w:val="22"/>
-        </w:rPr>
-        <w:t>(b) Encourage immediate full weight-bearing without support</w:t>
+        <w:t xml:space="preserve"/>
       </w:r>
     </w:p>
     <w:p>
-      <w:pPr>
-        <w:spacing w:after="0" w:before="0"/>
-      </w:pPr>
       <w:r>
-        <w:rPr>
-          <w:b w:val="0"/>
-          <w:i w:val="0"/>
-          <w:sz w:val="22"/>
-        </w:rPr>
-        <w:t>(c) Remove the dressing and start vigorous exercise</w:t>
+        <w:t xml:space="preserve">Question: BCG vaccine is administered to protect an infant against which disease?</w:t>
       </w:r>
     </w:p>
     <w:p>
-      <w:pPr>
-        <w:spacing w:after="0" w:before="0"/>
-      </w:pPr>
       <w:r>
-        <w:rPr>
-          <w:b w:val="0"/>
-          <w:i w:val="0"/>
-          <w:sz w:val="22"/>
-        </w:rPr>
-        <w:t>(d) Apply heat to reduce swelling</w:t>
+        <w:t xml:space="preserve">(a) Poliomyelitis</w:t>
       </w:r>
     </w:p>
     <w:p>
-      <w:pPr>
-        <w:spacing w:after="0" w:before="40"/>
-      </w:pPr>
       <w:r>
-        <w:rPr>
-          <w:b/>
-          <w:i w:val="0"/>
-          <w:sz w:val="22"/>
-        </w:rPr>
-        <w:t>Answer: a</w:t>
+        <w:t xml:space="preserve">(b) Measles</w:t>
       </w:r>
     </w:p>
     <w:p>
-      <w:pPr>
-        <w:spacing w:after="0" w:before="0"/>
-      </w:pPr>
       <w:r>
-        <w:rPr>
-          <w:b w:val="0"/>
-          <w:i w:val="0"/>
-          <w:sz w:val="21"/>
-        </w:rPr>
-        <w:t>Solution: After arthroscopy, ice, elevation, and the prescribed weight-bearing status (often crutches initially) control swelling and protect the joint. Immediate full weight-bearing and vigorous exercise are avoided until allowed.</w:t>
+        <w:t xml:space="preserve">(c) Diphtheria</w:t>
       </w:r>
     </w:p>
     <w:p>
-      <w:pPr>
-        <w:spacing w:after="0" w:before="0"/>
-      </w:pPr>
       <w:r>
-        <w:rPr>
-          <w:b w:val="0"/>
-          <w:i w:val="0"/>
-          <w:sz w:val="20"/>
-        </w:rPr>
-        <w:t>Positive Marks: 1</w:t>
+        <w:t xml:space="preserve">(d) Tuberculosis</w:t>
       </w:r>
     </w:p>
     <w:p>
-      <w:pPr>
-        <w:spacing w:after="160" w:before="0"/>
-      </w:pPr>
       <w:r>
-        <w:rPr>
-          <w:b w:val="0"/>
-          <w:i w:val="0"/>
-          <w:sz w:val="20"/>
-        </w:rPr>
-        <w:t>Negative Marks: 0.25</w:t>
+        <w:t xml:space="preserve">Answer: d</w:t>
       </w:r>
     </w:p>
     <w:p>
-      <w:pPr>
-        <w:spacing w:after="40" w:before="120"/>
-      </w:pPr>
       <w:r>
-        <w:rPr>
-          <w:b w:val="0"/>
-          <w:i w:val="0"/>
-          <w:sz w:val="22"/>
-        </w:rPr>
-        <w:t>Question: A client who had total knee replacement is on a continuous passive motion (CPM) machine. Which instruction is correct?</w:t>
+        <w:t xml:space="preserve">Solution: BCG (Bacille Calmette-Guérin) protects against severe tuberculosis and is given intradermally, usually on the left upper arm at birth.</w:t>
       </w:r>
     </w:p>
     <w:p>
-      <w:pPr>
-        <w:spacing w:after="0" w:before="0"/>
-      </w:pPr>
       <w:r>
-        <w:rPr>
-          <w:b w:val="0"/>
-          <w:i w:val="0"/>
-          <w:sz w:val="22"/>
-        </w:rPr>
-        <w:t>(a) The CPM machine is used as ordered to promote early joint mobility while the client rests</w:t>
+        <w:t xml:space="preserve">Positive Marks: 1</w:t>
       </w:r>
     </w:p>
     <w:p>
-      <w:pPr>
-        <w:spacing w:after="0" w:before="0"/>
-      </w:pPr>
       <w:r>
-        <w:rPr>
-          <w:b w:val="0"/>
-          <w:i w:val="0"/>
-          <w:sz w:val="22"/>
-        </w:rPr>
-        <w:t>(b) The machine should be removed when the client feels any discomfort</w:t>
+        <w:t xml:space="preserve">Negative Marks: 0.25</w:t>
       </w:r>
     </w:p>
     <w:p>
-      <w:pPr>
-        <w:spacing w:after="0" w:before="0"/>
-      </w:pPr>
       <w:r>
-        <w:rPr>
-          <w:b w:val="0"/>
-          <w:i w:val="0"/>
-          <w:sz w:val="22"/>
-        </w:rPr>
-        <w:t>(c) The knee should be allowed to flex beyond 90 degrees freely</w:t>
+        <w:t xml:space="preserve"/>
       </w:r>
     </w:p>
     <w:p>
-      <w:pPr>
-        <w:spacing w:after="0" w:before="0"/>
-      </w:pPr>
       <w:r>
-        <w:rPr>
-          <w:b w:val="0"/>
-          <w:i w:val="0"/>
-          <w:sz w:val="22"/>
-        </w:rPr>
-        <w:t>(d) The client should walk immediately without the machine</w:t>
+        <w:t xml:space="preserve">Question: A client taking lithium carbonate should be taught to report which sign of early toxicity?</w:t>
       </w:r>
     </w:p>
     <w:p>
-      <w:pPr>
-        <w:spacing w:after="0" w:before="40"/>
-      </w:pPr>
       <w:r>
-        <w:rPr>
-          <w:b/>
-          <w:i w:val="0"/>
-          <w:sz w:val="22"/>
-        </w:rPr>
-        <w:t>Answer: a</w:t>
+        <w:t xml:space="preserve">(a) Increased appetite</w:t>
       </w:r>
     </w:p>
     <w:p>
-      <w:pPr>
-        <w:spacing w:after="0" w:before="0"/>
-      </w:pPr>
       <w:r>
-        <w:rPr>
-          <w:b w:val="0"/>
-          <w:i w:val="0"/>
-          <w:sz w:val="21"/>
-        </w:rPr>
-        <w:t>Solution: The CPM machine passively moves the knee through a prescribed range, promoting early mobility and preventing stiffness after knee arthroplasty; it is set by the therapist and used with the client resting. Range and use follow orders.</w:t>
+        <w:t xml:space="preserve">(b) Vomiting, diarrhea, and fine tremors</w:t>
       </w:r>
     </w:p>
     <w:p>
-      <w:pPr>
-        <w:spacing w:after="0" w:before="0"/>
-      </w:pPr>
       <w:r>
-        <w:rPr>
-          <w:b w:val="0"/>
-          <w:i w:val="0"/>
-          <w:sz w:val="20"/>
-        </w:rPr>
-        <w:t>Positive Marks: 1</w:t>
+        <w:t xml:space="preserve">(c) Excessive thirst and euphoria</w:t>
       </w:r>
     </w:p>
     <w:p>
-      <w:pPr>
-        <w:spacing w:after="160" w:before="0"/>
-      </w:pPr>
       <w:r>
-        <w:rPr>
-          <w:b w:val="0"/>
-          <w:i w:val="0"/>
-          <w:sz w:val="20"/>
-        </w:rPr>
-        <w:t>Negative Marks: 0.25</w:t>
+        <w:t xml:space="preserve">(d) Improved sleep</w:t>
       </w:r>
     </w:p>
     <w:p>
-      <w:pPr>
-        <w:spacing w:after="40" w:before="120"/>
-      </w:pPr>
       <w:r>
-        <w:rPr>
-          <w:b w:val="0"/>
-          <w:i w:val="0"/>
-          <w:sz w:val="22"/>
-        </w:rPr>
-        <w:t>Question: A client sustains an open (compound) fracture of the tibia in a road accident. Which intervention is a priority in the emergency department?</w:t>
+        <w:t xml:space="preserve">Answer: b</w:t>
       </w:r>
     </w:p>
     <w:p>
-      <w:pPr>
-        <w:spacing w:after="0" w:before="0"/>
-      </w:pPr>
       <w:r>
-        <w:rPr>
-          <w:b w:val="0"/>
-          <w:i w:val="0"/>
-          <w:sz w:val="22"/>
-        </w:rPr>
-        <w:t>(a) Start IV antibiotics and update tetanus prophylaxis, then cover the wound with sterile dressing</w:t>
+        <w:t xml:space="preserve">Solution: Early lithium toxicity causes gastrointestinal upset, fine tremors, ataxia, and confusion. Sodium depletion increases toxicity, so salt and fluid intake are kept steady.</w:t>
       </w:r>
     </w:p>
     <w:p>
-      <w:pPr>
-        <w:spacing w:after="0" w:before="0"/>
-      </w:pPr>
       <w:r>
-        <w:rPr>
-          <w:b w:val="0"/>
-          <w:i w:val="0"/>
-          <w:sz w:val="22"/>
-        </w:rPr>
-        <w:t>(b) Apply a tight tourniquet and leave it in place</w:t>
+        <w:t xml:space="preserve">Positive Marks: 1</w:t>
       </w:r>
     </w:p>
     <w:p>
-      <w:pPr>
-        <w:spacing w:after="0" w:before="0"/>
-      </w:pPr>
       <w:r>
-        <w:rPr>
-          <w:b w:val="0"/>
-          <w:i w:val="0"/>
-          <w:sz w:val="22"/>
-        </w:rPr>
-        <w:t>(c) Irrigate the wound with tap water only</w:t>
+        <w:t xml:space="preserve">Negative Marks: 0.25</w:t>
       </w:r>
     </w:p>
     <w:p>
-      <w:pPr>
-        <w:spacing w:after="0" w:before="0"/>
-      </w:pPr>
       <w:r>
-        <w:rPr>
-          <w:b w:val="0"/>
-          <w:i w:val="0"/>
-          <w:sz w:val="22"/>
-        </w:rPr>
-        <w:t>(d) Close the wound immediately without antibiotics</w:t>
+        <w:t xml:space="preserve"/>
       </w:r>
     </w:p>
     <w:p>
-      <w:pPr>
-        <w:spacing w:after="0" w:before="40"/>
-      </w:pPr>
       <w:r>
-        <w:rPr>
-          <w:b/>
-          <w:i w:val="0"/>
-          <w:sz w:val="22"/>
-        </w:rPr>
-        <w:t>Answer: a</w:t>
+        <w:t xml:space="preserve">Question: Under the DOTS strategy, a client with tuberculosis is considered cured when:</w:t>
       </w:r>
     </w:p>
     <w:p>
-      <w:pPr>
-        <w:spacing w:after="0" w:before="0"/>
-      </w:pPr>
       <w:r>
-        <w:rPr>
-          <w:b w:val="0"/>
-          <w:i w:val="0"/>
-          <w:sz w:val="21"/>
-        </w:rPr>
-        <w:t>Solution: Open fractures are contaminated and carry high infection risk; IV antibiotics, tetanus prophylaxis, sterile dressing, and early surgical debridement are priorities. A tourniquet is only for uncontrolled hemorrhage.</w:t>
+        <w:t xml:space="preserve">(a) Symptoms disappear</w:t>
       </w:r>
     </w:p>
     <w:p>
-      <w:pPr>
-        <w:spacing w:after="0" w:before="0"/>
-      </w:pPr>
       <w:r>
-        <w:rPr>
-          <w:b w:val="0"/>
-          <w:i w:val="0"/>
-          <w:sz w:val="20"/>
-        </w:rPr>
-        <w:t>Positive Marks: 1</w:t>
+        <w:t xml:space="preserve">(b) One month of treatment is completed</w:t>
       </w:r>
     </w:p>
     <w:p>
-      <w:pPr>
-        <w:spacing w:after="160" w:before="0"/>
-      </w:pPr>
       <w:r>
-        <w:rPr>
-          <w:b w:val="0"/>
-          <w:i w:val="0"/>
-          <w:sz w:val="20"/>
-        </w:rPr>
-        <w:t>Negative Marks: 0.25</w:t>
+        <w:t xml:space="preserve">(c) Sputum smears are negative after completing the full course</w:t>
       </w:r>
     </w:p>
     <w:p>
-      <w:pPr>
-        <w:spacing w:after="40" w:before="120"/>
-      </w:pPr>
       <w:r>
-        <w:rPr>
-          <w:b w:val="0"/>
-          <w:i w:val="0"/>
-          <w:sz w:val="22"/>
-        </w:rPr>
-        <w:t>Question: A client with a circumferential full-thickness burn of the arm has absent radial pulse and worsening pain and numbness in the hand. Which condition should the nurse suspect and report immediately?</w:t>
+        <w:t xml:space="preserve">(d) The client feels better</w:t>
       </w:r>
     </w:p>
     <w:p>
-      <w:pPr>
-        <w:spacing w:after="0" w:before="0"/>
-      </w:pPr>
       <w:r>
-        <w:rPr>
-          <w:b w:val="0"/>
-          <w:i w:val="0"/>
-          <w:sz w:val="22"/>
-        </w:rPr>
-        <w:t>(a) Compartment syndrome from eschar constriction, requiring escharotomy</w:t>
+        <w:t xml:space="preserve">Answer: c</w:t>
       </w:r>
     </w:p>
     <w:p>
-      <w:pPr>
-        <w:spacing w:after="0" w:before="0"/>
-      </w:pPr>
       <w:r>
-        <w:rPr>
-          <w:b w:val="0"/>
-          <w:i w:val="0"/>
-          <w:sz w:val="22"/>
-        </w:rPr>
-        <w:t>(b) Fluid overload</w:t>
+        <w:t xml:space="preserve">Solution: Cure is defined by negative sputum smears at the end of the full course of treatment — symptom relief alone is not proof of cure.</w:t>
       </w:r>
     </w:p>
     <w:p>
-      <w:pPr>
-        <w:spacing w:after="0" w:before="0"/>
-      </w:pPr>
       <w:r>
-        <w:rPr>
-          <w:b w:val="0"/>
-          <w:i w:val="0"/>
-          <w:sz w:val="22"/>
-        </w:rPr>
-        <w:t>(c) Cellulitis</w:t>
+        <w:t xml:space="preserve">Positive Marks: 1</w:t>
       </w:r>
     </w:p>
     <w:p>
-      <w:pPr>
-        <w:spacing w:after="0" w:before="0"/>
-      </w:pPr>
       <w:r>
-        <w:rPr>
-          <w:b w:val="0"/>
-          <w:i w:val="0"/>
-          <w:sz w:val="22"/>
-        </w:rPr>
-        <w:t>(d) Fat embolism</w:t>
+        <w:t xml:space="preserve">Negative Marks: 0.25</w:t>
       </w:r>
     </w:p>
     <w:p>
-      <w:pPr>
-        <w:spacing w:after="0" w:before="40"/>
-      </w:pPr>
       <w:r>
-        <w:rPr>
-          <w:b/>
-          <w:i w:val="0"/>
-          <w:sz w:val="22"/>
-        </w:rPr>
-        <w:t>Answer: a</w:t>
+        <w:t xml:space="preserve"/>
       </w:r>
     </w:p>
     <w:p>
-      <w:pPr>
-        <w:spacing w:after="0" w:before="0"/>
-      </w:pPr>
       <w:r>
-        <w:rPr>
-          <w:b w:val="0"/>
-          <w:i w:val="0"/>
-          <w:sz w:val="21"/>
-        </w:rPr>
-        <w:t>Solution: Circumferential full-thickness burns form inelastic eschar that can compress neurovascular structures, causing compartment syndrome (absent pulse, pain, numbness); escharotomy is urgently needed. The other options do not explain distal ischemia.</w:t>
+        <w:t xml:space="preserve">Question: Atropine sulfate is administered preoperatively primarily to:</w:t>
       </w:r>
     </w:p>
     <w:p>
-      <w:pPr>
-        <w:spacing w:after="0" w:before="0"/>
-      </w:pPr>
       <w:r>
-        <w:rPr>
-          <w:b w:val="0"/>
-          <w:i w:val="0"/>
-          <w:sz w:val="20"/>
-        </w:rPr>
-        <w:t>Positive Marks: 1</w:t>
+        <w:t xml:space="preserve">(a) Reduce secretions and prevent bradycardia</w:t>
       </w:r>
     </w:p>
     <w:p>
-      <w:pPr>
-        <w:spacing w:after="160" w:before="0"/>
-      </w:pPr>
       <w:r>
-        <w:rPr>
-          <w:b w:val="0"/>
-          <w:i w:val="0"/>
-          <w:sz w:val="20"/>
-        </w:rPr>
-        <w:t>Negative Marks: 0.25</w:t>
+        <w:t xml:space="preserve">(b) Increase gastric motility</w:t>
       </w:r>
     </w:p>
     <w:p>
-      <w:pPr>
-        <w:spacing w:after="40" w:before="120"/>
-      </w:pPr>
       <w:r>
-        <w:rPr>
-          <w:b w:val="0"/>
-          <w:i w:val="0"/>
-          <w:sz w:val="22"/>
-        </w:rPr>
-        <w:t>Question: In the EARLY phase of septic shock, which finding is most characteristic?</w:t>
+        <w:t xml:space="preserve">(c) Produce deep sedation</w:t>
       </w:r>
     </w:p>
     <w:p>
-      <w:pPr>
-        <w:spacing w:after="0" w:before="0"/>
-      </w:pPr>
       <w:r>
-        <w:rPr>
-          <w:b w:val="0"/>
-          <w:i w:val="0"/>
-          <w:sz w:val="22"/>
-        </w:rPr>
-        <w:t>(a) Warm, flushed skin with bounding pulse and fever, from vasodilation</w:t>
+        <w:t xml:space="preserve">(d) Lower blood pressure</w:t>
       </w:r>
     </w:p>
     <w:p>
-      <w:pPr>
-        <w:spacing w:after="0" w:before="0"/>
-      </w:pPr>
       <w:r>
-        <w:rPr>
-          <w:b w:val="0"/>
-          <w:i w:val="0"/>
-          <w:sz w:val="22"/>
-        </w:rPr>
-        <w:t>(b) Cold, clammy skin with weak pulse and hypotension</w:t>
+        <w:t xml:space="preserve">Answer: a</w:t>
       </w:r>
     </w:p>
     <w:p>
-      <w:pPr>
-        <w:spacing w:after="0" w:before="0"/>
-      </w:pPr>
       <w:r>
-        <w:rPr>
-          <w:b w:val="0"/>
-          <w:i w:val="0"/>
-          <w:sz w:val="22"/>
-        </w:rPr>
-        <w:t>(c) Marked bradycardia</w:t>
+        <w:t xml:space="preserve">Solution: Atropine, an anticholinergic, dries secretions and blocks vagal stimulation, preventing bradycardia during anesthesia.</w:t>
       </w:r>
     </w:p>
     <w:p>
-      <w:pPr>
-        <w:spacing w:after="0" w:before="0"/>
-      </w:pPr>
       <w:r>
-        <w:rPr>
-          <w:b w:val="0"/>
-          <w:i w:val="0"/>
-          <w:sz w:val="22"/>
-        </w:rPr>
-        <w:t>(d) Constricted pupils</w:t>
+        <w:t xml:space="preserve">Positive Marks: 1</w:t>
       </w:r>
     </w:p>
     <w:p>
-      <w:pPr>
-        <w:spacing w:after="0" w:before="40"/>
-      </w:pPr>
       <w:r>
-        <w:rPr>
-          <w:b/>
-          <w:i w:val="0"/>
-          <w:sz w:val="22"/>
-        </w:rPr>
-        <w:t>Answer: a</w:t>
+        <w:t xml:space="preserve">Negative Marks: 0.25</w:t>
       </w:r>
     </w:p>
     <w:p>
-      <w:pPr>
-        <w:spacing w:after="0" w:before="0"/>
-      </w:pPr>
       <w:r>
-        <w:rPr>
-          <w:b w:val="0"/>
-          <w:i w:val="0"/>
-          <w:sz w:val="21"/>
-        </w:rPr>
-        <w:t>Solution: Early (hyperdynamic) septic shock features vasodilation—warm flushed skin, bounding pulses, fever, and a normal or high cardiac output. Cold, clammy skin with hypotension marks the late (hypodynamic) phase.</w:t>
+        <w:t xml:space="preserve"/>
       </w:r>
     </w:p>
     <w:p>
-      <w:pPr>
-        <w:spacing w:after="0" w:before="0"/>
-      </w:pPr>
       <w:r>
-        <w:rPr>
-          <w:b w:val="0"/>
-          <w:i w:val="0"/>
-          <w:sz w:val="20"/>
-        </w:rPr>
-        <w:t>Positive Marks: 1</w:t>
+        <w:t xml:space="preserve">Question: Cardiac output is calculated as:</w:t>
       </w:r>
     </w:p>
     <w:p>
-      <w:pPr>
-        <w:spacing w:after="160" w:before="0"/>
-      </w:pPr>
       <w:r>
-        <w:rPr>
-          <w:b w:val="0"/>
-          <w:i w:val="0"/>
-          <w:sz w:val="20"/>
-        </w:rPr>
-        <w:t>Negative Marks: 0.25</w:t>
+        <w:t xml:space="preserve">(a) Stroke volume x blood pressure</w:t>
       </w:r>
     </w:p>
     <w:p>
-      <w:pPr>
-        <w:spacing w:after="40" w:before="120"/>
-      </w:pPr>
       <w:r>
-        <w:rPr>
-          <w:b w:val="0"/>
-          <w:i w:val="0"/>
-          <w:sz w:val="22"/>
-        </w:rPr>
-        <w:t>Question: A client with Bell's palsy has facial drooping on the right side and cannot close the right eye completely. Which instruction is most important?</w:t>
+        <w:t xml:space="preserve">(b) Heart rate / stroke volume</w:t>
       </w:r>
     </w:p>
     <w:p>
-      <w:pPr>
-        <w:spacing w:after="0" w:before="0"/>
-      </w:pPr>
       <w:r>
-        <w:rPr>
-          <w:b w:val="0"/>
-          <w:i w:val="0"/>
-          <w:sz w:val="22"/>
-        </w:rPr>
-        <w:t>(a) Protect the eye with artificial tears, a patch, and sunglasses, since incomplete closure can damage the cornea</w:t>
+        <w:t xml:space="preserve">(c) Blood pressure / heart rate</w:t>
       </w:r>
     </w:p>
     <w:p>
-      <w:pPr>
-        <w:spacing w:after="0" w:before="0"/>
-      </w:pPr>
       <w:r>
-        <w:rPr>
-          <w:b w:val="0"/>
-          <w:i w:val="0"/>
-          <w:sz w:val="22"/>
-        </w:rPr>
-        <w:t>(b) Massage the eye vigorously to strengthen it</w:t>
+        <w:t xml:space="preserve">(d) Heart rate x stroke volume</w:t>
       </w:r>
     </w:p>
     <w:p>
-      <w:pPr>
-        <w:spacing w:after="0" w:before="0"/>
-      </w:pPr>
       <w:r>
-        <w:rPr>
-          <w:b w:val="0"/>
-          <w:i w:val="0"/>
-          <w:sz w:val="22"/>
-        </w:rPr>
-        <w:t>(c) Avoid all facial movements</w:t>
+        <w:t xml:space="preserve">Answer: d</w:t>
       </w:r>
     </w:p>
     <w:p>
-      <w:pPr>
-        <w:spacing w:after="0" w:before="0"/>
-      </w:pPr>
       <w:r>
-        <w:rPr>
-          <w:b w:val="0"/>
-          <w:i w:val="0"/>
-          <w:sz w:val="22"/>
-        </w:rPr>
-        <w:t>(d) Apply heat to the eyelid twice daily</w:t>
+        <w:t xml:space="preserve">Solution: Cardiac output = heart rate x stroke volume (normally about 5 L/min) — the volume of blood each ventricle pumps per minute.</w:t>
       </w:r>
     </w:p>
     <w:p>
-      <w:pPr>
-        <w:spacing w:after="0" w:before="40"/>
-      </w:pPr>
       <w:r>
-        <w:rPr>
-          <w:b/>
-          <w:i w:val="0"/>
-          <w:sz w:val="22"/>
-        </w:rPr>
-        <w:t>Answer: a</w:t>
+        <w:t xml:space="preserve">Positive Marks: 1</w:t>
       </w:r>
     </w:p>
     <w:p>
-      <w:pPr>
-        <w:spacing w:after="0" w:before="0"/>
-      </w:pPr>
       <w:r>
-        <w:rPr>
-          <w:b w:val="0"/>
-          <w:i w:val="0"/>
-          <w:sz w:val="21"/>
-        </w:rPr>
-        <w:t>Solution: Bell's palsy causes facial nerve weakness; incomplete eyelid closure exposes the cornea to drying and injury, so eye protection (artificial tears, patching at night, sunglasses) is essential. Most cases improve, often within weeks.</w:t>
+        <w:t xml:space="preserve">Negative Marks: 0.25</w:t>
       </w:r>
     </w:p>
     <w:p>
-      <w:pPr>
-        <w:spacing w:after="0" w:before="0"/>
-      </w:pPr>
       <w:r>
-        <w:rPr>
-          <w:b w:val="0"/>
-          <w:i w:val="0"/>
-          <w:sz w:val="20"/>
-        </w:rPr>
-        <w:t>Positive Marks: 1</w:t>
+        <w:t xml:space="preserve"/>
       </w:r>
     </w:p>
     <w:p>
-      <w:pPr>
-        <w:spacing w:after="160" w:before="0"/>
-      </w:pPr>
       <w:r>
-        <w:rPr>
-          <w:b w:val="0"/>
-          <w:i w:val="0"/>
-          <w:sz w:val="20"/>
-        </w:rPr>
-        <w:t>Negative Marks: 0.25</w:t>
+        <w:t xml:space="preserve">Question: Deficiency of vitamin C leads to which condition?</w:t>
       </w:r>
     </w:p>
     <w:p>
-      <w:pPr>
-        <w:spacing w:after="40" w:before="120"/>
-      </w:pPr>
       <w:r>
-        <w:rPr>
-          <w:b w:val="0"/>
-          <w:i w:val="0"/>
-          <w:sz w:val="22"/>
-        </w:rPr>
-        <w:t>Question: Which instruction is helpful for a client with trigeminal neuralgia?</w:t>
+        <w:t xml:space="preserve">(a) Rickets</w:t>
       </w:r>
     </w:p>
     <w:p>
-      <w:pPr>
-        <w:spacing w:after="0" w:before="0"/>
-      </w:pPr>
       <w:r>
-        <w:rPr>
-          <w:b w:val="0"/>
-          <w:i w:val="0"/>
-          <w:sz w:val="22"/>
-        </w:rPr>
-        <w:t>(a) Identify and avoid trigger zones; chew on the unaffected side and eat soft foods</w:t>
+        <w:t xml:space="preserve">(b) Scurvy</w:t>
       </w:r>
     </w:p>
     <w:p>
-      <w:pPr>
-        <w:spacing w:after="0" w:before="0"/>
-      </w:pPr>
       <w:r>
-        <w:rPr>
-          <w:b w:val="0"/>
-          <w:i w:val="0"/>
-          <w:sz w:val="22"/>
-        </w:rPr>
-        <w:t>(b) Apply ice directly to the painful side of the face</w:t>
+        <w:t xml:space="preserve">(c) Pellagra</w:t>
       </w:r>
     </w:p>
     <w:p>
-      <w:pPr>
-        <w:spacing w:after="0" w:before="0"/>
-      </w:pPr>
       <w:r>
-        <w:rPr>
-          <w:b w:val="0"/>
-          <w:i w:val="0"/>
-          <w:sz w:val="22"/>
-        </w:rPr>
-        <w:t>(c) Brush the teeth vigorously over the trigger area</w:t>
+        <w:t xml:space="preserve">(d) Night blindness</w:t>
       </w:r>
     </w:p>
     <w:p>
-      <w:pPr>
-        <w:spacing w:after="0" w:before="0"/>
-      </w:pPr>
       <w:r>
-        <w:rPr>
-          <w:b w:val="0"/>
-          <w:i w:val="0"/>
-          <w:sz w:val="22"/>
-        </w:rPr>
-        <w:t>(d) Avoid all medications</w:t>
+        <w:t xml:space="preserve">Answer: b</w:t>
       </w:r>
     </w:p>
     <w:p>
-      <w:pPr>
-        <w:spacing w:after="0" w:before="40"/>
-      </w:pPr>
       <w:r>
-        <w:rPr>
-          <w:b/>
-          <w:i w:val="0"/>
-          <w:sz w:val="22"/>
-        </w:rPr>
-        <w:t>Answer: a</w:t>
+        <w:t xml:space="preserve">Solution: Vitamin C deficiency causes scurvy — bleeding gums, poor wound healing, and easy bruising. Rickets is vitamin D deficiency and pellagra is niacin deficiency.</w:t>
       </w:r>
     </w:p>
     <w:p>
-      <w:pPr>
-        <w:spacing w:after="0" w:before="0"/>
-      </w:pPr>
       <w:r>
-        <w:rPr>
-          <w:b w:val="0"/>
-          <w:i w:val="0"/>
-          <w:sz w:val="21"/>
-        </w:rPr>
-        <w:t>Solution: Trigeminal neuralgia is triggered by light touch, chewing, cold, or talking; clients learn to avoid trigger zones, chew on the unaffected side, eat soft foods, and take prescribed medications (e.g., carbamazepine). Cold and vigorous stimulation worsen pain.</w:t>
+        <w:t xml:space="preserve">Positive Marks: 1</w:t>
       </w:r>
     </w:p>
     <w:p>
-      <w:pPr>
-        <w:spacing w:after="0" w:before="0"/>
-      </w:pPr>
       <w:r>
-        <w:rPr>
-          <w:b w:val="0"/>
-          <w:i w:val="0"/>
-          <w:sz w:val="20"/>
-        </w:rPr>
-        <w:t>Positive Marks: 1</w:t>
+        <w:t xml:space="preserve">Negative Marks: 0.25</w:t>
       </w:r>
     </w:p>
     <w:p>
-      <w:pPr>
-        <w:spacing w:after="160" w:before="0"/>
-      </w:pPr>
       <w:r>
-        <w:rPr>
-          <w:b w:val="0"/>
-          <w:i w:val="0"/>
-          <w:sz w:val="20"/>
-        </w:rPr>
-        <w:t>Negative Marks: 0.25</w:t>
+        <w:t xml:space="preserve"/>
       </w:r>
     </w:p>
     <w:p>
-      <w:pPr>
-        <w:spacing w:after="40" w:before="120"/>
-      </w:pPr>
       <w:r>
-        <w:rPr>
-          <w:b w:val="0"/>
-          <w:i w:val="0"/>
-          <w:sz w:val="22"/>
-        </w:rPr>
-        <w:t>Question: Which is the correct technique for giving a tepid sponge bath to a child with fever?</w:t>
+        <w:t xml:space="preserve">Question: Malaria is transmitted to humans by the bite of which vector?</w:t>
       </w:r>
     </w:p>
     <w:p>
-      <w:pPr>
-        <w:spacing w:after="0" w:before="0"/>
-      </w:pPr>
       <w:r>
-        <w:rPr>
-          <w:b w:val="0"/>
-          <w:i w:val="0"/>
-          <w:sz w:val="22"/>
-        </w:rPr>
-        <w:t>(a) Use lukewarm water and sponge the skin for 15-20 minutes, then dry and dress the child</w:t>
+        <w:t xml:space="preserve">(a) Housefly</w:t>
       </w:r>
     </w:p>
     <w:p>
-      <w:pPr>
-        <w:spacing w:after="0" w:before="0"/>
-      </w:pPr>
       <w:r>
-        <w:rPr>
-          <w:b w:val="0"/>
-          <w:i w:val="0"/>
-          <w:sz w:val="22"/>
-        </w:rPr>
-        <w:t>(b) Use ice-cold water to lower temperature quickly</w:t>
+        <w:t xml:space="preserve">(b) Tsetse fly</w:t>
       </w:r>
     </w:p>
     <w:p>
-      <w:pPr>
-        <w:spacing w:after="0" w:before="0"/>
-      </w:pPr>
       <w:r>
-        <w:rPr>
-          <w:b w:val="0"/>
-          <w:i w:val="0"/>
-          <w:sz w:val="22"/>
-        </w:rPr>
-        <w:t>(c) Add alcohol to the water to speed cooling</w:t>
+        <w:t xml:space="preserve">(c) Female Anopheles mosquito</w:t>
       </w:r>
     </w:p>
     <w:p>
-      <w:pPr>
-        <w:spacing w:after="0" w:before="0"/>
-      </w:pPr>
       <w:r>
-        <w:rPr>
-          <w:b w:val="0"/>
-          <w:i w:val="0"/>
-          <w:sz w:val="22"/>
-        </w:rPr>
-        <w:t>(d) Leave the child wet and uncovered</w:t>
+        <w:t xml:space="preserve">(d) Sandfly</w:t>
       </w:r>
     </w:p>
     <w:p>
-      <w:pPr>
-        <w:spacing w:after="0" w:before="40"/>
-      </w:pPr>
       <w:r>
-        <w:rPr>
-          <w:b/>
-          <w:i w:val="0"/>
-          <w:sz w:val="22"/>
-        </w:rPr>
-        <w:t>Answer: a</w:t>
+        <w:t xml:space="preserve">Answer: c</w:t>
       </w:r>
     </w:p>
     <w:p>
-      <w:pPr>
-        <w:spacing w:after="0" w:before="0"/>
-      </w:pPr>
       <w:r>
-        <w:rPr>
-          <w:b w:val="0"/>
-          <w:i w:val="0"/>
-          <w:sz w:val="21"/>
-        </w:rPr>
-        <w:t>Solution: A tepid sponge bath uses lukewarm water for about 15-20 minutes to reduce fever; ice-cold water and alcohol are dangerous (shivering, toxicity) and are never used. Antipyretics are given as prescribed.</w:t>
+        <w:t xml:space="preserve">Solution: Plasmodium parasites are transmitted by the female Anopheles mosquito. Sandflies transmit kala-azar and tsetse flies transmit sleeping sickness.</w:t>
       </w:r>
     </w:p>
     <w:p>
-      <w:pPr>
-        <w:spacing w:after="0" w:before="0"/>
-      </w:pPr>
       <w:r>
-        <w:rPr>
-          <w:b w:val="0"/>
-          <w:i w:val="0"/>
-          <w:sz w:val="20"/>
-        </w:rPr>
-        <w:t>Positive Marks: 1</w:t>
+        <w:t xml:space="preserve">Positive Marks: 1</w:t>
       </w:r>
     </w:p>
     <w:p>
-      <w:pPr>
-        <w:spacing w:after="160" w:before="0"/>
-      </w:pPr>
       <w:r>
-        <w:rPr>
-          <w:b w:val="0"/>
-          <w:i w:val="0"/>
-          <w:sz w:val="20"/>
-        </w:rPr>
-        <w:t>Negative Marks: 0.25</w:t>
+        <w:t xml:space="preserve">Negative Marks: 0.25</w:t>
       </w:r>
     </w:p>
     <w:p>
-      <w:pPr>
-        <w:spacing w:after="40" w:before="120"/>
-      </w:pPr>
       <w:r>
-        <w:rPr>
-          <w:b w:val="0"/>
-          <w:i w:val="0"/>
-          <w:sz w:val="22"/>
-        </w:rPr>
-        <w:t>Question: Which instruction is correct when administering a soapsuds enema?</w:t>
+        <w:t xml:space="preserve">Question: A client is admitted with an acute myocardial infarction. Which assessment finding demands immediate action?</w:t>
       </w:r>
     </w:p>
     <w:p>
-      <w:pPr>
-        <w:spacing w:after="0" w:before="0"/>
-      </w:pPr>
       <w:r>
-        <w:rPr>
-          <w:b w:val="0"/>
-          <w:i w:val="0"/>
-          <w:sz w:val="22"/>
-        </w:rPr>
-        <w:t>(a) Position the client on the left side, lubricate the tube, and instill the solution slowly at a low height</w:t>
+        <w:t xml:space="preserve">(a) New onset of ventricular dysrhythmias</w:t>
       </w:r>
     </w:p>
     <w:p>
-      <w:pPr>
-        <w:spacing w:after="0" w:before="0"/>
-      </w:pPr>
       <w:r>
-        <w:rPr>
-          <w:b w:val="0"/>
-          <w:i w:val="0"/>
-          <w:sz w:val="22"/>
-        </w:rPr>
-        <w:t>(b) Position the client standing</w:t>
+        <w:t xml:space="preserve">(b) Mild diaphoresis</w:t>
       </w:r>
     </w:p>
     <w:p>
-      <w:pPr>
-        <w:spacing w:after="0" w:before="0"/>
-      </w:pPr>
       <w:r>
-        <w:rPr>
-          <w:b w:val="0"/>
-          <w:i w:val="0"/>
-          <w:sz w:val="22"/>
-        </w:rPr>
-        <w:t>(c) Use very hot water for the solution</w:t>
+        <w:t xml:space="preserve">(c) Slight anxiety</w:t>
       </w:r>
     </w:p>
     <w:p>
-      <w:pPr>
-        <w:spacing w:after="0" w:before="0"/>
-      </w:pPr>
       <w:r>
-        <w:rPr>
-          <w:b w:val="0"/>
-          <w:i w:val="0"/>
-          <w:sz w:val="22"/>
-        </w:rPr>
-        <w:t>(d) Instill the solution rapidly at a high height</w:t>
+        <w:t xml:space="preserve">(d) A heart rate of 88/min</w:t>
       </w:r>
     </w:p>
     <w:p>
-      <w:pPr>
-        <w:spacing w:after="0" w:before="40"/>
-      </w:pPr>
       <w:r>
-        <w:rPr>
-          <w:b/>
-          <w:i w:val="0"/>
-          <w:sz w:val="22"/>
-        </w:rPr>
-        <w:t>Answer: a</w:t>
+        <w:t xml:space="preserve">Answer: a</w:t>
       </w:r>
     </w:p>
     <w:p>
-      <w:pPr>
-        <w:spacing w:after="0" w:before="0"/>
-      </w:pPr>
       <w:r>
-        <w:rPr>
-          <w:b w:val="0"/>
-          <w:i w:val="0"/>
-          <w:sz w:val="21"/>
-        </w:rPr>
-        <w:t>Solution: An enema is given with the client in the left Sims position, the tube lubricated, and the solution instilled slowly from a low height (reducing cramping and pressure). Hot solutions and rapid instillation are unsafe.</w:t>
+        <w:t xml:space="preserve">Solution: New dysrhythmias after MI (especially ventricular) can progress to cardiac arrest — the nurse monitors the ECG continuously and keeps resuscitation equipment ready.</w:t>
       </w:r>
     </w:p>
     <w:p>
-      <w:pPr>
-        <w:spacing w:after="0" w:before="0"/>
-      </w:pPr>
       <w:r>
-        <w:rPr>
-          <w:b w:val="0"/>
-          <w:i w:val="0"/>
-          <w:sz w:val="20"/>
-        </w:rPr>
-        <w:t>Positive Marks: 1</w:t>
+        <w:t xml:space="preserve">Positive Marks: 1</w:t>
       </w:r>
     </w:p>
     <w:p>
-      <w:pPr>
-        <w:spacing w:after="160" w:before="0"/>
-      </w:pPr>
       <w:r>
-        <w:rPr>
-          <w:b w:val="0"/>
-          <w:i w:val="0"/>
-          <w:sz w:val="20"/>
-        </w:rPr>
-        <w:t>Negative Marks: 0.25</w:t>
+        <w:t xml:space="preserve">Negative Marks: 0.25</w:t>
       </w:r>
     </w:p>
     <w:p>
-      <w:pPr>
-        <w:spacing w:after="40" w:before="120"/>
-      </w:pPr>
       <w:r>
-        <w:rPr>
-          <w:b w:val="0"/>
-          <w:i w:val="0"/>
-          <w:sz w:val="22"/>
-        </w:rPr>
-        <w:t>Question: A newborn has a soft, boggy swelling over the right parietal bone that does not cross the suture lines. This finding is most consistent with:</w:t>
+        <w:t xml:space="preserve"/>
       </w:r>
     </w:p>
     <w:p>
-      <w:pPr>
-        <w:spacing w:after="0" w:before="0"/>
-      </w:pPr>
       <w:r>
-        <w:rPr>
-          <w:b w:val="0"/>
-          <w:i w:val="0"/>
-          <w:sz w:val="22"/>
-        </w:rPr>
-        <w:t>(a) Cephalohematoma, a subperiosteal bleed that resolves over weeks</w:t>
+        <w:t xml:space="preserve">Question: For rapid blood transfusion in an adult, the nurse selects a cannula of which gauge?</w:t>
       </w:r>
     </w:p>
     <w:p>
-      <w:pPr>
-        <w:spacing w:after="0" w:before="0"/>
-      </w:pPr>
       <w:r>
-        <w:rPr>
-          <w:b w:val="0"/>
-          <w:i w:val="0"/>
-          <w:sz w:val="22"/>
-        </w:rPr>
-        <w:t>(b) Caput succedaneum, which crosses suture lines</w:t>
+        <w:t xml:space="preserve">(a) 24 gauge</w:t>
       </w:r>
     </w:p>
     <w:p>
-      <w:pPr>
-        <w:spacing w:after="0" w:before="0"/>
-      </w:pPr>
       <w:r>
-        <w:rPr>
-          <w:b w:val="0"/>
-          <w:i w:val="0"/>
-          <w:sz w:val="22"/>
-        </w:rPr>
-        <w:t>(c) A depressed skull fracture</w:t>
+        <w:t xml:space="preserve">(b) 18 gauge</w:t>
       </w:r>
     </w:p>
     <w:p>
-      <w:pPr>
-        <w:spacing w:after="0" w:before="0"/>
-      </w:pPr>
       <w:r>
-        <w:rPr>
-          <w:b w:val="0"/>
-          <w:i w:val="0"/>
-          <w:sz w:val="22"/>
-        </w:rPr>
-        <w:t>(d) Molding</w:t>
+        <w:t xml:space="preserve">(c) 22 gauge</w:t>
       </w:r>
     </w:p>
     <w:p>
-      <w:pPr>
-        <w:spacing w:after="0" w:before="40"/>
-      </w:pPr>
       <w:r>
-        <w:rPr>
-          <w:b/>
-          <w:i w:val="0"/>
-          <w:sz w:val="22"/>
-        </w:rPr>
-        <w:t>Answer: a</w:t>
+        <w:t xml:space="preserve">(d) 26 gauge</w:t>
       </w:r>
     </w:p>
     <w:p>
-      <w:pPr>
-        <w:spacing w:after="0" w:before="0"/>
-      </w:pPr>
       <w:r>
-        <w:rPr>
-          <w:b w:val="0"/>
-          <w:i w:val="0"/>
-          <w:sz w:val="21"/>
-        </w:rPr>
-        <w:t>Solution: Cephalohematoma is bleeding beneath the periosteum, so it does NOT cross suture lines, feels firm/boggy, appears hours after birth, and resorbs over weeks. Caput succedaneum is edema that crosses suture lines and resolves in days.</w:t>
+        <w:t xml:space="preserve">Answer: b</w:t>
       </w:r>
     </w:p>
     <w:p>
-      <w:pPr>
-        <w:spacing w:after="0" w:before="0"/>
-      </w:pPr>
       <w:r>
-        <w:rPr>
-          <w:b w:val="0"/>
-          <w:i w:val="0"/>
-          <w:sz w:val="20"/>
-        </w:rPr>
-        <w:t>Positive Marks: 1</w:t>
+        <w:t xml:space="preserve">Solution: A large-bore cannula (16-18 gauge) allows rapid flow of blood products; smaller gauges slow the flow and increase hemolysis risk.</w:t>
       </w:r>
     </w:p>
     <w:p>
-      <w:pPr>
-        <w:spacing w:after="160" w:before="0"/>
-      </w:pPr>
       <w:r>
-        <w:rPr>
-          <w:b w:val="0"/>
-          <w:i w:val="0"/>
-          <w:sz w:val="20"/>
-        </w:rPr>
-        <w:t>Negative Marks: 0.25</w:t>
+        <w:t xml:space="preserve">Positive Marks: 1</w:t>
       </w:r>
     </w:p>
     <w:p>
-      <w:pPr>
-        <w:spacing w:after="40" w:before="120"/>
-      </w:pPr>
       <w:r>
-        <w:rPr>
-          <w:b w:val="0"/>
-          <w:i w:val="0"/>
-          <w:sz w:val="22"/>
-        </w:rPr>
-        <w:t>Question: Which substance covers the newborn's skin at birth and is most abundant in preterm infants?</w:t>
+        <w:t xml:space="preserve">Negative Marks: 0.25</w:t>
       </w:r>
     </w:p>
     <w:p>
-      <w:pPr>
-        <w:spacing w:after="0" w:before="0"/>
-      </w:pPr>
       <w:r>
-        <w:rPr>
-          <w:b w:val="0"/>
-          <w:i w:val="0"/>
-          <w:sz w:val="22"/>
-        </w:rPr>
-        <w:t>(a) Vernix caseosa</w:t>
+        <w:t xml:space="preserve"/>
       </w:r>
     </w:p>
     <w:p>
-      <w:pPr>
-        <w:spacing w:after="0" w:before="0"/>
-      </w:pPr>
       <w:r>
-        <w:rPr>
-          <w:b w:val="0"/>
-          <w:i w:val="0"/>
-          <w:sz w:val="22"/>
-        </w:rPr>
-        <w:t>(b) Lanugo</w:t>
+        <w:t xml:space="preserve">Question: Which is a primary function of amniotic fluid?</w:t>
       </w:r>
     </w:p>
     <w:p>
-      <w:pPr>
-        <w:spacing w:after="0" w:before="0"/>
-      </w:pPr>
       <w:r>
-        <w:rPr>
-          <w:b w:val="0"/>
-          <w:i w:val="0"/>
-          <w:sz w:val="22"/>
-        </w:rPr>
-        <w:t>(c) Meconium</w:t>
+        <w:t xml:space="preserve">(a) Provide fetal nutrition</w:t>
       </w:r>
     </w:p>
     <w:p>
-      <w:pPr>
-        <w:spacing w:after="0" w:before="0"/>
-      </w:pPr>
       <w:r>
-        <w:rPr>
-          <w:b w:val="0"/>
-          <w:i w:val="0"/>
-          <w:sz w:val="22"/>
-        </w:rPr>
-        <w:t>(d) Mucus</w:t>
+        <w:t xml:space="preserve">(b) Produce hormones</w:t>
       </w:r>
     </w:p>
     <w:p>
-      <w:pPr>
-        <w:spacing w:after="0" w:before="40"/>
-      </w:pPr>
       <w:r>
-        <w:rPr>
-          <w:b/>
-          <w:i w:val="0"/>
-          <w:sz w:val="22"/>
-        </w:rPr>
-        <w:t>Answer: a</w:t>
+        <w:t xml:space="preserve">(c) Transport oxygen</w:t>
       </w:r>
     </w:p>
     <w:p>
-      <w:pPr>
-        <w:spacing w:after="0" w:before="0"/>
-      </w:pPr>
       <w:r>
-        <w:rPr>
-          <w:b w:val="0"/>
-          <w:i w:val="0"/>
-          <w:sz w:val="21"/>
-        </w:rPr>
-        <w:t>Solution: Vernix caseosa is the white, cheesy protective coating on the fetal skin, more abundant in preterm infants, that protects the skin and is usually left to be absorbed. Lanugo is fine body hair.</w:t>
+        <w:t xml:space="preserve">(d) Cushion the fetus and allow movement</w:t>
       </w:r>
     </w:p>
     <w:p>
-      <w:pPr>
-        <w:spacing w:after="0" w:before="0"/>
-      </w:pPr>
       <w:r>
-        <w:rPr>
-          <w:b w:val="0"/>
-          <w:i w:val="0"/>
-          <w:sz w:val="20"/>
-        </w:rPr>
-        <w:t>Positive Marks: 1</w:t>
+        <w:t xml:space="preserve">Answer: d</w:t>
       </w:r>
     </w:p>
     <w:p>
-      <w:pPr>
-        <w:spacing w:after="160" w:before="0"/>
-      </w:pPr>
       <w:r>
-        <w:rPr>
-          <w:b w:val="0"/>
-          <w:i w:val="0"/>
-          <w:sz w:val="20"/>
-        </w:rPr>
-        <w:t>Negative Marks: 0.25</w:t>
+        <w:t xml:space="preserve">Solution: Amniotic fluid cushions the fetus against injury, permits movement and lung development, and maintains a stable temperature. Nutrition and oxygen come via the placenta.</w:t>
       </w:r>
     </w:p>
     <w:p>
-      <w:pPr>
-        <w:spacing w:after="40" w:before="120"/>
-      </w:pPr>
       <w:r>
-        <w:rPr>
-          <w:b w:val="0"/>
-          <w:i w:val="0"/>
-          <w:sz w:val="22"/>
-        </w:rPr>
-        <w:t>Question: A client with dependent personality disorder relies excessively on others for decisions and fears being left alone. Which nursing approach is appropriate?</w:t>
+        <w:t xml:space="preserve">Positive Marks: 1</w:t>
       </w:r>
     </w:p>
     <w:p>
-      <w:pPr>
-        <w:spacing w:after="0" w:before="0"/>
-      </w:pPr>
       <w:r>
-        <w:rPr>
-          <w:b w:val="0"/>
-          <w:i w:val="0"/>
-          <w:sz w:val="22"/>
-        </w:rPr>
-        <w:t>(a) Encourage the client to make small decisions independently and gradually increase responsibility</w:t>
+        <w:t xml:space="preserve">Negative Marks: 0.25</w:t>
       </w:r>
     </w:p>
     <w:p>
-      <w:pPr>
-        <w:spacing w:after="0" w:before="0"/>
-      </w:pPr>
       <w:r>
-        <w:rPr>
-          <w:b w:val="0"/>
-          <w:i w:val="0"/>
-          <w:sz w:val="22"/>
-        </w:rPr>
-        <w:t>(b) Make all decisions for the client to reduce anxiety</w:t>
+        <w:t xml:space="preserve"/>
       </w:r>
     </w:p>
     <w:p>
-      <w:pPr>
-        <w:spacing w:after="0" w:before="0"/>
-      </w:pPr>
       <w:r>
-        <w:rPr>
-          <w:b w:val="0"/>
-          <w:i w:val="0"/>
-          <w:sz w:val="22"/>
-        </w:rPr>
-        <w:t>(c) Discourage the client from talking about fears</w:t>
+        <w:t xml:space="preserve">Question: While a newborn receives phototherapy for jaundice, the nurse should:</w:t>
       </w:r>
     </w:p>
     <w:p>
-      <w:pPr>
-        <w:spacing w:after="0" w:before="0"/>
-      </w:pPr>
       <w:r>
-        <w:rPr>
-          <w:b w:val="0"/>
-          <w:i w:val="0"/>
-          <w:sz w:val="22"/>
-        </w:rPr>
-        <w:t>(d) Place the client in total isolation</w:t>
+        <w:t xml:space="preserve">(a) Apply oil to the exposed skin</w:t>
       </w:r>
     </w:p>
     <w:p>
-      <w:pPr>
-        <w:spacing w:after="0" w:before="40"/>
-      </w:pPr>
       <w:r>
-        <w:rPr>
-          <w:b/>
-          <w:i w:val="0"/>
-          <w:sz w:val="22"/>
-        </w:rPr>
-        <w:t>Answer: a</w:t>
+        <w:t xml:space="preserve">(b) Cover only the eyes</w:t>
       </w:r>
     </w:p>
     <w:p>
-      <w:pPr>
-        <w:spacing w:after="0" w:before="0"/>
-      </w:pPr>
       <w:r>
-        <w:rPr>
-          <w:b w:val="0"/>
-          <w:i w:val="0"/>
-          <w:sz w:val="21"/>
-        </w:rPr>
-        <w:t>Solution: Dependent personality disorder is managed by gradually fostering independence—praising autonomous decisions, setting small achievable tasks, and avoiding reinforcing helplessness. Doing everything for the client perpetuates the dependency.</w:t>
+        <w:t xml:space="preserve">(c) Protect the eyes and genitals and monitor temperature</w:t>
       </w:r>
     </w:p>
     <w:p>
-      <w:pPr>
-        <w:spacing w:after="0" w:before="0"/>
-      </w:pPr>
       <w:r>
-        <w:rPr>
-          <w:b w:val="0"/>
-          <w:i w:val="0"/>
-          <w:sz w:val="20"/>
-        </w:rPr>
-        <w:t>Positive Marks: 1</w:t>
+        <w:t xml:space="preserve">(d) Feed only formula</w:t>
       </w:r>
     </w:p>
     <w:p>
-      <w:pPr>
-        <w:spacing w:after="160" w:before="0"/>
-      </w:pPr>
       <w:r>
-        <w:rPr>
-          <w:b w:val="0"/>
-          <w:i w:val="0"/>
-          <w:sz w:val="20"/>
-        </w:rPr>
-        <w:t>Negative Marks: 0.25</w:t>
+        <w:t xml:space="preserve">Answer: c</w:t>
       </w:r>
     </w:p>
     <w:p>
-      <w:pPr>
-        <w:spacing w:after="40" w:before="120"/>
-      </w:pPr>
       <w:r>
-        <w:rPr>
-          <w:b w:val="0"/>
-          <w:i w:val="0"/>
-          <w:sz w:val="22"/>
-        </w:rPr>
-        <w:t>Question: Which feature is most characteristic of avoidant personality disorder?</w:t>
+        <w:t xml:space="preserve">Solution: Eye shields protect the retina and a diaper covers the genitals; temperature is monitored for overheating and hydration is maintained. Oil is avoided because it can burn.</w:t>
       </w:r>
     </w:p>
     <w:p>
-      <w:pPr>
-        <w:spacing w:after="0" w:before="0"/>
-      </w:pPr>
       <w:r>
-        <w:rPr>
-          <w:b w:val="0"/>
-          <w:i w:val="0"/>
-          <w:sz w:val="22"/>
-        </w:rPr>
-        <w:t>(a) Extreme sensitivity to criticism with social avoidance despite wanting relationships</w:t>
+        <w:t xml:space="preserve">Positive Marks: 1</w:t>
       </w:r>
     </w:p>
     <w:p>
-      <w:pPr>
-        <w:spacing w:after="0" w:before="0"/>
-      </w:pPr>
       <w:r>
-        <w:rPr>
-          <w:b w:val="0"/>
-          <w:i w:val="0"/>
-          <w:sz w:val="22"/>
-        </w:rPr>
-        <w:t>(b) A pattern of violating others' rights</w:t>
+        <w:t xml:space="preserve">Negative Marks: 0.25</w:t>
       </w:r>
     </w:p>
     <w:p>
-      <w:pPr>
-        <w:spacing w:after="0" w:before="0"/>
-      </w:pPr>
       <w:r>
-        <w:rPr>
-          <w:b w:val="0"/>
-          <w:i w:val="0"/>
-          <w:sz w:val="22"/>
-        </w:rPr>
-        <w:t>(c) Grandiose sense of self-importance</w:t>
+        <w:t xml:space="preserve"/>
       </w:r>
     </w:p>
     <w:p>
-      <w:pPr>
-        <w:spacing w:after="0" w:before="0"/>
-      </w:pPr>
       <w:r>
-        <w:rPr>
-          <w:b w:val="0"/>
-          <w:i w:val="0"/>
-          <w:sz w:val="22"/>
-        </w:rPr>
-        <w:t>(d) Dramatic attention-seeking behavior</w:t>
+        <w:t xml:space="preserve">Question: Before electroconvulsive therapy, the most important nursing action is:</w:t>
       </w:r>
     </w:p>
     <w:p>
-      <w:pPr>
-        <w:spacing w:after="0" w:before="40"/>
-      </w:pPr>
       <w:r>
-        <w:rPr>
-          <w:b/>
-          <w:i w:val="0"/>
-          <w:sz w:val="22"/>
-        </w:rPr>
-        <w:t>Answer: a</w:t>
+        <w:t xml:space="preserve">(a) Obtain informed consent and keep the client NPO</w:t>
       </w:r>
     </w:p>
     <w:p>
-      <w:pPr>
-        <w:spacing w:after="0" w:before="0"/>
-      </w:pPr>
       <w:r>
-        <w:rPr>
-          <w:b w:val="0"/>
-          <w:i w:val="0"/>
-          <w:sz w:val="21"/>
-        </w:rPr>
-        <w:t>Solution: Avoidant personality disorder involves intense fear of rejection and criticism, leading to social avoidance even though the person desires relationships. Antisocial violates rights, narcissistic is grandiose, and histrionic is dramatic.</w:t>
+        <w:t xml:space="preserve">(b) Administer a stimulant</w:t>
       </w:r>
     </w:p>
     <w:p>
-      <w:pPr>
-        <w:spacing w:after="0" w:before="0"/>
-      </w:pPr>
       <w:r>
-        <w:rPr>
-          <w:b w:val="0"/>
-          <w:i w:val="0"/>
-          <w:sz w:val="20"/>
-        </w:rPr>
-        <w:t>Positive Marks: 1</w:t>
+        <w:t xml:space="preserve">(c) Remove all restraints</w:t>
       </w:r>
     </w:p>
     <w:p>
-      <w:pPr>
-        <w:spacing w:after="160" w:before="0"/>
-      </w:pPr>
       <w:r>
-        <w:rPr>
-          <w:b w:val="0"/>
-          <w:i w:val="0"/>
-          <w:sz w:val="20"/>
-        </w:rPr>
-        <w:t>Negative Marks: 0.25</w:t>
+        <w:t xml:space="preserve">(d) Encourage oral fluids</w:t>
       </w:r>
     </w:p>
     <w:p>
-      <w:pPr>
-        <w:spacing w:after="40" w:before="120"/>
-      </w:pPr>
       <w:r>
-        <w:rPr>
-          <w:b w:val="0"/>
-          <w:i w:val="0"/>
-          <w:sz w:val="22"/>
-        </w:rPr>
-        <w:t>Question: The head circumference of an infant is approximately equal to the chest circumference at about which age?</w:t>
+        <w:t xml:space="preserve">Answer: a</w:t>
       </w:r>
     </w:p>
     <w:p>
-      <w:pPr>
-        <w:spacing w:after="0" w:before="0"/>
-      </w:pPr>
       <w:r>
-        <w:rPr>
-          <w:b w:val="0"/>
-          <w:i w:val="0"/>
-          <w:sz w:val="22"/>
-        </w:rPr>
-        <w:t>(a) 1 year</w:t>
+        <w:t xml:space="preserve">Solution: ECT requires informed consent and NPO status to prevent aspiration during anesthesia. The client is monitored throughout with airway support.</w:t>
       </w:r>
     </w:p>
     <w:p>
-      <w:pPr>
-        <w:spacing w:after="0" w:before="0"/>
-      </w:pPr>
       <w:r>
-        <w:rPr>
-          <w:b w:val="0"/>
-          <w:i w:val="0"/>
-          <w:sz w:val="22"/>
-        </w:rPr>
-        <w:t>(b) 3 months</w:t>
+        <w:t xml:space="preserve">Positive Marks: 1</w:t>
       </w:r>
     </w:p>
     <w:p>
-      <w:pPr>
-        <w:spacing w:after="0" w:before="0"/>
-      </w:pPr>
       <w:r>
-        <w:rPr>
-          <w:b w:val="0"/>
-          <w:i w:val="0"/>
-          <w:sz w:val="22"/>
-        </w:rPr>
-        <w:t>(c) 6 months</w:t>
+        <w:t xml:space="preserve">Negative Marks: 0.25</w:t>
       </w:r>
     </w:p>
     <w:p>
-      <w:pPr>
-        <w:spacing w:after="0" w:before="0"/>
-      </w:pPr>
       <w:r>
-        <w:rPr>
-          <w:b w:val="0"/>
-          <w:i w:val="0"/>
-          <w:sz w:val="22"/>
-        </w:rPr>
-        <w:t>(d) 2 years</w:t>
+        <w:t xml:space="preserve"/>
       </w:r>
     </w:p>
     <w:p>
-      <w:pPr>
-        <w:spacing w:after="0" w:before="40"/>
-      </w:pPr>
       <w:r>
-        <w:rPr>
-          <w:b/>
-          <w:i w:val="0"/>
-          <w:sz w:val="22"/>
-        </w:rPr>
-        <w:t>Answer: a</w:t>
+        <w:t xml:space="preserve">Question: The main purpose of an under-five clinic is:</w:t>
       </w:r>
     </w:p>
     <w:p>
-      <w:pPr>
-        <w:spacing w:after="0" w:before="0"/>
-      </w:pPr>
       <w:r>
-        <w:rPr>
-          <w:b w:val="0"/>
-          <w:i w:val="0"/>
-          <w:sz w:val="21"/>
-        </w:rPr>
-        <w:t>Solution: At birth the head circumference exceeds the chest by about 2 cm; they become approximately equal at about 1 year of age, after which the chest grows larger. This is a useful growth assessment point.</w:t>
+        <w:t xml:space="preserve">(a) Treating chronic adult diseases</w:t>
       </w:r>
     </w:p>
     <w:p>
-      <w:pPr>
-        <w:spacing w:after="0" w:before="0"/>
-      </w:pPr>
       <w:r>
-        <w:rPr>
-          <w:b w:val="0"/>
-          <w:i w:val="0"/>
-          <w:sz w:val="20"/>
-        </w:rPr>
-        <w:t>Positive Marks: 1</w:t>
+        <w:t xml:space="preserve">(b) Monitoring growth and providing immunizations</w:t>
       </w:r>
     </w:p>
     <w:p>
-      <w:pPr>
-        <w:spacing w:after="160" w:before="0"/>
-      </w:pPr>
       <w:r>
-        <w:rPr>
-          <w:b w:val="0"/>
-          <w:i w:val="0"/>
-          <w:sz w:val="20"/>
-        </w:rPr>
-        <w:t>Negative Marks: 0.25</w:t>
+        <w:t xml:space="preserve">(c) Performing minor surgery</w:t>
       </w:r>
     </w:p>
     <w:p>
-      <w:pPr>
-        <w:spacing w:after="40" w:before="120"/>
-      </w:pPr>
       <w:r>
-        <w:rPr>
-          <w:b w:val="0"/>
-          <w:i w:val="0"/>
-          <w:sz w:val="22"/>
-        </w:rPr>
-        <w:t>Question: Which population group is most vulnerable to zinc deficiency, and what is a common consequence?</w:t>
+        <w:t xml:space="preserve">(d) Dispensing only vitamins</w:t>
       </w:r>
     </w:p>
     <w:p>
-      <w:pPr>
-        <w:spacing w:after="0" w:before="0"/>
-      </w:pPr>
       <w:r>
-        <w:rPr>
-          <w:b w:val="0"/>
-          <w:i w:val="0"/>
-          <w:sz w:val="22"/>
-        </w:rPr>
-        <w:t>(a) Young children with diarrhea; zinc deficiency worsens and prolongs the diarrhea, so zinc supplementation is recommended</w:t>
+        <w:t xml:space="preserve">Answer: b</w:t>
       </w:r>
     </w:p>
     <w:p>
-      <w:pPr>
-        <w:spacing w:after="0" w:before="0"/>
-      </w:pPr>
       <w:r>
-        <w:rPr>
-          <w:b w:val="0"/>
-          <w:i w:val="0"/>
-          <w:sz w:val="22"/>
-        </w:rPr>
-        <w:t>(b) Elderly men only; zinc causes hypertension</w:t>
+        <w:t xml:space="preserve">Solution: Under-five clinics focus on growth monitoring, immunization, nutrition, and treatment of common childhood illnesses to reduce child mortality.</w:t>
       </w:r>
     </w:p>
     <w:p>
-      <w:pPr>
-        <w:spacing w:after="0" w:before="0"/>
-      </w:pPr>
       <w:r>
-        <w:rPr>
-          <w:b w:val="0"/>
-          <w:i w:val="0"/>
-          <w:sz w:val="22"/>
-        </w:rPr>
-        <w:t>(c) Pregnant women only; zinc causes preterm labor</w:t>
+        <w:t xml:space="preserve">Positive Marks: 1</w:t>
       </w:r>
     </w:p>
     <w:p>
-      <w:pPr>
-        <w:spacing w:after="0" w:before="0"/>
-      </w:pPr>
       <w:r>
-        <w:rPr>
-          <w:b w:val="0"/>
-          <w:i w:val="0"/>
-          <w:sz w:val="22"/>
-        </w:rPr>
-        <w:t>(d) No group needs zinc supplementation</w:t>
+        <w:t xml:space="preserve">Negative Marks: 0.25</w:t>
       </w:r>
     </w:p>
     <w:p>
-      <w:pPr>
-        <w:spacing w:after="0" w:before="40"/>
-      </w:pPr>
       <w:r>
-        <w:rPr>
-          <w:b/>
-          <w:i w:val="0"/>
-          <w:sz w:val="22"/>
-        </w:rPr>
-        <w:t>Answer: a</w:t>
+        <w:t xml:space="preserve"/>
       </w:r>
     </w:p>
     <w:p>
-      <w:pPr>
-        <w:spacing w:after="0" w:before="0"/>
-      </w:pPr>
       <w:r>
-        <w:rPr>
-          <w:b w:val="0"/>
-          <w:i w:val="0"/>
-          <w:sz w:val="21"/>
-        </w:rPr>
-        <w:t>Solution: Zinc deficiency is common in young children, especially with diarrhea, and supplementation (20 mg daily for 10-14 days during diarrhea episodes) shortens duration and reduces complications. It is a WHO-recommended intervention.</w:t>
+        <w:t xml:space="preserve">Question: Which finding suggests digoxin toxicity in an older adult?</w:t>
       </w:r>
     </w:p>
     <w:p>
-      <w:pPr>
-        <w:spacing w:after="0" w:before="0"/>
-      </w:pPr>
       <w:r>
-        <w:rPr>
-          <w:b w:val="0"/>
-          <w:i w:val="0"/>
-          <w:sz w:val="20"/>
-        </w:rPr>
-        <w:t>Positive Marks: 1</w:t>
+        <w:t xml:space="preserve">(a) Increased appetite</w:t>
       </w:r>
     </w:p>
     <w:p>
-      <w:pPr>
-        <w:spacing w:after="160" w:before="0"/>
-      </w:pPr>
       <w:r>
-        <w:rPr>
-          <w:b w:val="0"/>
-          <w:i w:val="0"/>
-          <w:sz w:val="20"/>
-        </w:rPr>
-        <w:t>Negative Marks: 0.25</w:t>
+        <w:t xml:space="preserve">(b) Hypertension</w:t>
       </w:r>
     </w:p>
     <w:p>
-      <w:pPr>
-        <w:spacing w:after="40" w:before="120"/>
-      </w:pPr>
       <w:r>
-        <w:rPr>
-          <w:b w:val="0"/>
-          <w:i w:val="0"/>
-          <w:sz w:val="22"/>
-        </w:rPr>
-        <w:t>Question: Which part of the eye regulates the amount of light entering by changing pupil size?</w:t>
+        <w:t xml:space="preserve">(c) Nausea, anorexia, and visual disturbances</w:t>
       </w:r>
     </w:p>
     <w:p>
-      <w:pPr>
-        <w:spacing w:after="0" w:before="0"/>
-      </w:pPr>
       <w:r>
-        <w:rPr>
-          <w:b w:val="0"/>
-          <w:i w:val="0"/>
-          <w:sz w:val="22"/>
-        </w:rPr>
-        <w:t>(a) Iris</w:t>
+        <w:t xml:space="preserve">(d) Tachycardia</w:t>
       </w:r>
     </w:p>
     <w:p>
-      <w:pPr>
-        <w:spacing w:after="0" w:before="0"/>
-      </w:pPr>
       <w:r>
-        <w:rPr>
-          <w:b w:val="0"/>
-          <w:i w:val="0"/>
-          <w:sz w:val="22"/>
-        </w:rPr>
-        <w:t>(b) Cornea</w:t>
+        <w:t xml:space="preserve">Answer: c</w:t>
       </w:r>
     </w:p>
     <w:p>
-      <w:pPr>
-        <w:spacing w:after="0" w:before="0"/>
-      </w:pPr>
       <w:r>
-        <w:rPr>
-          <w:b w:val="0"/>
-          <w:i w:val="0"/>
-          <w:sz w:val="22"/>
-        </w:rPr>
-        <w:t>(c) Lens</w:t>
+        <w:t xml:space="preserve">Solution: Digoxin toxicity causes anorexia, nausea, vomiting, bradycardia, and yellow-green visual halos. Low potassium increases the risk of toxicity.</w:t>
       </w:r>
     </w:p>
     <w:p>
-      <w:pPr>
-        <w:spacing w:after="0" w:before="0"/>
-      </w:pPr>
       <w:r>
-        <w:rPr>
-          <w:b w:val="0"/>
-          <w:i w:val="0"/>
-          <w:sz w:val="22"/>
-        </w:rPr>
-        <w:t>(d) Retina</w:t>
+        <w:t xml:space="preserve">Positive Marks: 1</w:t>
       </w:r>
     </w:p>
     <w:p>
-      <w:pPr>
-        <w:spacing w:after="0" w:before="40"/>
-      </w:pPr>
       <w:r>
-        <w:rPr>
-          <w:b/>
-          <w:i w:val="0"/>
-          <w:sz w:val="22"/>
-        </w:rPr>
-        <w:t>Answer: a</w:t>
+        <w:t xml:space="preserve">Negative Marks: 0.25</w:t>
       </w:r>
     </w:p>
     <w:p>
-      <w:pPr>
-        <w:spacing w:after="0" w:before="0"/>
-      </w:pPr>
       <w:r>
-        <w:rPr>
-          <w:b w:val="0"/>
-          <w:i w:val="0"/>
-          <w:sz w:val="21"/>
-        </w:rPr>
-        <w:t>Solution: The iris is the colored muscular diaphragm that controls pupil size and light entry. The cornea refracts light, the lens focuses it, and the retina contains photoreceptors.</w:t>
+        <w:t xml:space="preserve"/>
       </w:r>
     </w:p>
     <w:p>
-      <w:pPr>
-        <w:spacing w:after="0" w:before="0"/>
-      </w:pPr>
       <w:r>
-        <w:rPr>
-          <w:b w:val="0"/>
-          <w:i w:val="0"/>
-          <w:sz w:val="20"/>
-        </w:rPr>
-        <w:t>Positive Marks: 1</w:t>
+        <w:t xml:space="preserve">Question: Vitamin K is essential for the hepatic synthesis of which clotting factors?</w:t>
       </w:r>
     </w:p>
     <w:p>
-      <w:pPr>
-        <w:spacing w:after="160" w:before="0"/>
-      </w:pPr>
       <w:r>
-        <w:rPr>
-          <w:b w:val="0"/>
-          <w:i w:val="0"/>
-          <w:sz w:val="20"/>
-        </w:rPr>
-        <w:t>Negative Marks: 0.25</w:t>
+        <w:t xml:space="preserve">(a) Factor VII only</w:t>
       </w:r>
     </w:p>
     <w:p>
-      <w:pPr>
-        <w:spacing w:after="40" w:before="120"/>
-      </w:pPr>
       <w:r>
-        <w:rPr>
-          <w:b w:val="0"/>
-          <w:i w:val="0"/>
-          <w:sz w:val="22"/>
-        </w:rPr>
-        <w:t>Question: Which blood cells are responsible for producing antibodies?</w:t>
+        <w:t xml:space="preserve">(b) Prothrombin only</w:t>
       </w:r>
     </w:p>
     <w:p>
-      <w:pPr>
-        <w:spacing w:after="0" w:before="0"/>
-      </w:pPr>
       <w:r>
-        <w:rPr>
-          <w:b w:val="0"/>
-          <w:i w:val="0"/>
-          <w:sz w:val="22"/>
-        </w:rPr>
-        <w:t>(a) Lymphocytes (B cells)</w:t>
+        <w:t xml:space="preserve">(c) Factor IX only</w:t>
       </w:r>
     </w:p>
     <w:p>
-      <w:pPr>
-        <w:spacing w:after="0" w:before="0"/>
-      </w:pPr>
       <w:r>
-        <w:rPr>
-          <w:b w:val="0"/>
-          <w:i w:val="0"/>
-          <w:sz w:val="22"/>
-        </w:rPr>
-        <w:t>(b) Erythrocytes</w:t>
+        <w:t xml:space="preserve">(d) Factors II, VII, IX, and X</w:t>
       </w:r>
     </w:p>
     <w:p>
-      <w:pPr>
-        <w:spacing w:after="0" w:before="0"/>
-      </w:pPr>
       <w:r>
-        <w:rPr>
-          <w:b w:val="0"/>
-          <w:i w:val="0"/>
-          <w:sz w:val="22"/>
-        </w:rPr>
-        <w:t>(c) Neutrophils</w:t>
+        <w:t xml:space="preserve">Answer: d</w:t>
       </w:r>
     </w:p>
     <w:p>
-      <w:pPr>
-        <w:spacing w:after="0" w:before="0"/>
-      </w:pPr>
       <w:r>
-        <w:rPr>
-          <w:b w:val="0"/>
-          <w:i w:val="0"/>
-          <w:sz w:val="22"/>
-        </w:rPr>
-        <w:t>(d) Platelets</w:t>
+        <w:t xml:space="preserve">Solution: Vitamin K is required for factors II (prothrombin), VII, IX, and X. Deficiency or warfarin therapy prolongs clotting.</w:t>
       </w:r>
     </w:p>
     <w:p>
-      <w:pPr>
-        <w:spacing w:after="0" w:before="40"/>
-      </w:pPr>
       <w:r>
-        <w:rPr>
-          <w:b/>
-          <w:i w:val="0"/>
-          <w:sz w:val="22"/>
-        </w:rPr>
-        <w:t>Answer: a</w:t>
+        <w:t xml:space="preserve">Positive Marks: 1</w:t>
       </w:r>
     </w:p>
     <w:p>
-      <w:pPr>
-        <w:spacing w:after="0" w:before="0"/>
-      </w:pPr>
       <w:r>
-        <w:rPr>
-          <w:b w:val="0"/>
-          <w:i w:val="0"/>
-          <w:sz w:val="21"/>
-        </w:rPr>
-        <w:t>Solution: B lymphocytes produce antibodies (immunoglobulins) as part of humoral immunity. Erythrocytes carry oxygen, neutrophils phagocytose bacteria, and platelets clot blood.</w:t>
+        <w:t xml:space="preserve">Negative Marks: 0.25</w:t>
       </w:r>
     </w:p>
     <w:p>
-      <w:pPr>
-        <w:spacing w:after="0" w:before="0"/>
-      </w:pPr>
       <w:r>
-        <w:rPr>
-          <w:b w:val="0"/>
-          <w:i w:val="0"/>
-          <w:sz w:val="20"/>
-        </w:rPr>
-        <w:t>Positive Marks: 1</w:t>
+        <w:t xml:space="preserve"/>
       </w:r>
     </w:p>
     <w:p>
-      <w:pPr>
-        <w:spacing w:after="160" w:before="0"/>
-      </w:pPr>
       <w:r>
-        <w:rPr>
-          <w:b w:val="0"/>
-          <w:i w:val="0"/>
-          <w:sz w:val="20"/>
-        </w:rPr>
-        <w:t>Negative Marks: 0.25</w:t>
+        <w:t xml:space="preserve">Question: A classic feature of kwashiorkor in a child is:</w:t>
+      </w:r>
+    </w:p>
+    <w:p>
+      <w:r>
+        <w:t xml:space="preserve">(a) Generalized edema with a distended abdomen</w:t>
+      </w:r>
+    </w:p>
+    <w:p>
+      <w:r>
+        <w:t xml:space="preserve">(b) Severe emaciation without edema</w:t>
+      </w:r>
+    </w:p>
+    <w:p>
+      <w:r>
+        <w:t xml:space="preserve">(c) Normal hair color</w:t>
+      </w:r>
+    </w:p>
+    <w:p>
+      <w:r>
+        <w:t xml:space="preserve">(d) Excessive subcutaneous fat</w:t>
+      </w:r>
+    </w:p>
+    <w:p>
+      <w:r>
+        <w:t xml:space="preserve">Answer: a</w:t>
+      </w:r>
+    </w:p>
+    <w:p>
+      <w:r>
+        <w:t xml:space="preserve">Solution: Kwashiorkor (protein deficiency) causes edema, a pot belly, depigmented hair, and skin changes; marasmus is marked by wasting without edema.</w:t>
+      </w:r>
+    </w:p>
+    <w:p>
+      <w:r>
+        <w:t xml:space="preserve">Positive Marks: 1</w:t>
+      </w:r>
+    </w:p>
+    <w:p>
+      <w:r>
+        <w:t xml:space="preserve">Negative Marks: 0.25</w:t>
+      </w:r>
+    </w:p>
+    <w:p>
+      <w:r>
+        <w:t xml:space="preserve"/>
+      </w:r>
+    </w:p>
+    <w:p>
+      <w:r>
+        <w:t xml:space="preserve">Question: A retrospective nursing audit is best described as:</w:t>
+      </w:r>
+    </w:p>
+    <w:p>
+      <w:r>
+        <w:t xml:space="preserve">(a) Reviewing care while it is being given</w:t>
+      </w:r>
+    </w:p>
+    <w:p>
+      <w:r>
+        <w:t xml:space="preserve">(b) Evaluating records after client discharge</w:t>
+      </w:r>
+    </w:p>
+    <w:p>
+      <w:r>
+        <w:t xml:space="preserve">(c) Planning future staffing</w:t>
+      </w:r>
+    </w:p>
+    <w:p>
+      <w:r>
+        <w:t xml:space="preserve">(d) Observing staff performance live</w:t>
+      </w:r>
+    </w:p>
+    <w:p>
+      <w:r>
+        <w:t xml:space="preserve">Answer: b</w:t>
+      </w:r>
+    </w:p>
+    <w:p>
+      <w:r>
+        <w:t xml:space="preserve">Solution: A retrospective audit reviews completed records after discharge; a concurrent audit evaluates care while the client is still hospitalized.</w:t>
+      </w:r>
+    </w:p>
+    <w:p>
+      <w:r>
+        <w:t xml:space="preserve">Positive Marks: 1</w:t>
+      </w:r>
+    </w:p>
+    <w:p>
+      <w:r>
+        <w:t xml:space="preserve">Negative Marks: 0.25</w:t>
       </w:r>
     </w:p>
     <w:sectPr>
       <w:pgSz w:w="12240" w:h="15840"/>
-      <w:pgMar w:top="864" w:right="1008" w:bottom="864" w:left="1008" w:header="720" w:footer="720" w:gutter="0"/>
+      <w:pgMar w:top="1440" w:right="1800" w:bottom="1440" w:left="1800" w:header="720" w:footer="720" w:gutter="0"/>
       <w:cols w:space="720"/>
       <w:docGrid w:linePitch="360"/>
     </w:sectPr>
@@ -2715,10 +1365,6 @@
     <w:name w:val="Normal"/>
     <w:qFormat/>
     <w:rsid w:val="00FC693F"/>
-    <w:rPr>
-      <w:rFonts w:ascii="Calibri" w:hAnsi="Calibri"/>
-      <w:sz w:val="22"/>
-    </w:rPr>
   </w:style>
   <w:style w:type="paragraph" w:styleId="Header">
     <w:name w:val="header"/>
